--- a/opisy_archetypow/opisy_Towarzysz.docx
+++ b/opisy_archetypow/opisy_Towarzysz.docx
@@ -813,21 +813,8 @@
     </w:p>
     <w:p>
       <w:r>
-        <w:t xml:space="preserve">Joe Biden; Bernie Sanders; Andrzej Duda; Pedro </w:t>
-      </w:r>
-      <w:proofErr w:type="spellStart"/>
-      <w:r>
-        <w:t>Sánchez</w:t>
-      </w:r>
-      <w:proofErr w:type="spellEnd"/>
-      <w:r>
-        <w:t xml:space="preserve">; Jeremy </w:t>
-      </w:r>
-      <w:proofErr w:type="spellStart"/>
-      <w:r>
-        <w:t>Corbyn</w:t>
-      </w:r>
-      <w:proofErr w:type="spellEnd"/>
+        <w:t>Joe Biden; Bernie Sanders; Andrzej Duda; Pedro Sánchez; Jeremy Corbyn</w:t>
+      </w:r>
     </w:p>
     <w:p/>
     <w:p>
@@ -853,35 +840,18 @@
       </w:r>
     </w:p>
     <w:p>
-      <w:proofErr w:type="spellStart"/>
-      <w:r>
-        <w:t>Samwise</w:t>
-      </w:r>
-      <w:proofErr w:type="spellEnd"/>
-      <w:r>
-        <w:t xml:space="preserve"> </w:t>
-      </w:r>
-      <w:proofErr w:type="spellStart"/>
-      <w:r>
-        <w:t>Gamgee</w:t>
-      </w:r>
-      <w:proofErr w:type="spellEnd"/>
-      <w:r>
-        <w:t xml:space="preserve"> ("Sam") towarzysz </w:t>
-      </w:r>
-      <w:proofErr w:type="spellStart"/>
-      <w:r>
-        <w:t>Frodo</w:t>
-      </w:r>
-      <w:proofErr w:type="spellEnd"/>
-      <w:r>
-        <w:t xml:space="preserve"> z Władcy Pierścieni, Forest </w:t>
-      </w:r>
-      <w:proofErr w:type="spellStart"/>
-      <w:r>
-        <w:t>Gump</w:t>
-      </w:r>
-      <w:proofErr w:type="spellEnd"/>
+      <w:r>
+        <w:t xml:space="preserve">Samwise Gamgee ("Sam") towarzysz Frodo z Władcy Pierścieni, </w:t>
+      </w:r>
+      <w:r>
+        <w:t>Ted Lasso</w:t>
+      </w:r>
+      <w:r>
+        <w:t xml:space="preserve">, </w:t>
+      </w:r>
+      <w:r>
+        <w:t>Marty McFly</w:t>
+      </w:r>
     </w:p>
     <w:p/>
     <w:p>
@@ -2837,23 +2807,7 @@
         </w:numPr>
       </w:pPr>
       <w:r>
-        <w:t>Kolor główny: błękit (</w:t>
-      </w:r>
-      <w:proofErr w:type="spellStart"/>
-      <w:r>
-        <w:t>sky</w:t>
-      </w:r>
-      <w:proofErr w:type="spellEnd"/>
-      <w:r>
-        <w:t xml:space="preserve"> </w:t>
-      </w:r>
-      <w:proofErr w:type="spellStart"/>
-      <w:r>
-        <w:t>blue</w:t>
-      </w:r>
-      <w:proofErr w:type="spellEnd"/>
-      <w:r>
-        <w:t>) (#87CEEB)</w:t>
+        <w:t>Kolor główny: błękit (sky blue) (#87CEEB)</w:t>
       </w:r>
     </w:p>
     <w:p>
@@ -2982,23 +2936,7 @@
     </w:p>
     <w:p>
       <w:r>
-        <w:t>Kolor „spokoju”: błękit (</w:t>
-      </w:r>
-      <w:proofErr w:type="spellStart"/>
-      <w:r>
-        <w:t>sky</w:t>
-      </w:r>
-      <w:proofErr w:type="spellEnd"/>
-      <w:r>
-        <w:t xml:space="preserve"> </w:t>
-      </w:r>
-      <w:proofErr w:type="spellStart"/>
-      <w:r>
-        <w:t>blue</w:t>
-      </w:r>
-      <w:proofErr w:type="spellEnd"/>
-      <w:r>
-        <w:t>) (#87CEEB)</w:t>
+        <w:t>Kolor „spokoju”: błękit (sky blue) (#87CEEB)</w:t>
       </w:r>
     </w:p>
     <w:p>
@@ -3052,36 +2990,8 @@
           <w:b/>
           <w:bCs/>
         </w:rPr>
-        <w:t xml:space="preserve">Proste </w:t>
-      </w:r>
-      <w:proofErr w:type="spellStart"/>
-      <w:r>
-        <w:rPr>
-          <w:rFonts w:ascii="Aptos" w:hAnsi="Aptos" w:cs="Poppins"/>
-          <w:b/>
-          <w:bCs/>
-        </w:rPr>
-        <w:t>sans</w:t>
-      </w:r>
-      <w:proofErr w:type="spellEnd"/>
-      <w:r>
-        <w:rPr>
-          <w:rFonts w:ascii="Aptos" w:hAnsi="Aptos" w:cs="Poppins"/>
-          <w:b/>
-          <w:bCs/>
-        </w:rPr>
-        <w:t xml:space="preserve"> </w:t>
-      </w:r>
-      <w:proofErr w:type="spellStart"/>
-      <w:r>
-        <w:rPr>
-          <w:rFonts w:ascii="Aptos" w:hAnsi="Aptos" w:cs="Poppins"/>
-          <w:b/>
-          <w:bCs/>
-        </w:rPr>
-        <w:t>serif</w:t>
-      </w:r>
-      <w:proofErr w:type="spellEnd"/>
+        <w:t>Proste sans serif</w:t>
+      </w:r>
       <w:r>
         <w:rPr>
           <w:rFonts w:ascii="Aptos" w:hAnsi="Aptos" w:cs="Poppins"/>
@@ -11278,7 +11188,6 @@
   <w:style w:type="character" w:default="1" w:styleId="Domylnaczcionkaakapitu">
     <w:name w:val="Default Paragraph Font"/>
     <w:uiPriority w:val="1"/>
-    <w:semiHidden/>
     <w:unhideWhenUsed/>
   </w:style>
   <w:style w:type="table" w:default="1" w:styleId="Standardowy">
